--- a/knowledge_base/manuales_individuales/Manual_01_Destilador_Arrastre_Vapor_Kjeldahl.docx
+++ b/knowledge_base/manuales_individuales/Manual_01_Destilador_Arrastre_Vapor_Kjeldahl.docx
@@ -724,6 +724,73 @@
                 <w:color w:val="000000"/>
                 <w:sz w:val="18"/>
               </w:rPr>
+              <w:t>Precio Comercial Aproximado (USD)</w:t>
+            </w:r>
+          </w:p>
+        </w:tc>
+        <w:tc>
+          <w:tcPr>
+            <w:tcW w:type="dxa" w:w="6048"/>
+            <w:vAlign w:val="center"/>
+            <w:tcMar>
+              <w:top w:w="90" w:type="dxa"/>
+              <w:bottom w:w="90" w:type="dxa"/>
+              <w:left w:w="130" w:type="dxa"/>
+              <w:right w:w="130" w:type="dxa"/>
+            </w:tcMar>
+            <w:shd w:fill="FFFFFF"/>
+            <w:tcBorders>
+              <w:top w:val="single" w:sz="6" w:space="0" w:color="333333"/>
+              <w:left w:val="single" w:sz="6" w:space="0" w:color="333333"/>
+              <w:bottom w:val="single" w:sz="6" w:space="0" w:color="333333"/>
+              <w:right w:val="single" w:sz="6" w:space="0" w:color="333333"/>
+            </w:tcBorders>
+          </w:tcPr>
+          <w:p>
+            <w:pPr>
+              <w:spacing w:before="40" w:after="40"/>
+            </w:pPr>
+            <w:r>
+              <w:rPr>
+                <w:rFonts w:ascii="Calibri" w:hAnsi="Calibri"/>
+                <w:color w:val="000000"/>
+                <w:sz w:val="18"/>
+              </w:rPr>
+              <w:t>$5,500 USD (Rango estimado: $4,800 - $6,500 USD)</w:t>
+            </w:r>
+          </w:p>
+        </w:tc>
+      </w:tr>
+      <w:tr>
+        <w:tc>
+          <w:tcPr>
+            <w:tcW w:type="dxa" w:w="3312"/>
+            <w:vAlign w:val="center"/>
+            <w:tcMar>
+              <w:top w:w="90" w:type="dxa"/>
+              <w:bottom w:w="90" w:type="dxa"/>
+              <w:left w:w="130" w:type="dxa"/>
+              <w:right w:w="130" w:type="dxa"/>
+            </w:tcMar>
+            <w:shd w:fill="F4F4F4"/>
+            <w:tcBorders>
+              <w:top w:val="single" w:sz="6" w:space="0" w:color="333333"/>
+              <w:left w:val="single" w:sz="6" w:space="0" w:color="333333"/>
+              <w:bottom w:val="single" w:sz="6" w:space="0" w:color="333333"/>
+              <w:right w:val="single" w:sz="6" w:space="0" w:color="333333"/>
+            </w:tcBorders>
+          </w:tcPr>
+          <w:p>
+            <w:pPr>
+              <w:spacing w:before="40" w:after="40"/>
+            </w:pPr>
+            <w:r>
+              <w:rPr>
+                <w:rFonts w:ascii="Calibri" w:hAnsi="Calibri"/>
+                <w:b/>
+                <w:color w:val="000000"/>
+                <w:sz w:val="18"/>
+              </w:rPr>
               <w:t>Función Primaria Analítica</w:t>
             </w:r>
           </w:p>
@@ -738,7 +805,7 @@
               <w:left w:w="130" w:type="dxa"/>
               <w:right w:w="130" w:type="dxa"/>
             </w:tcMar>
-            <w:shd w:fill="FFFFFF"/>
+            <w:shd w:fill="F4F4F4"/>
             <w:tcBorders>
               <w:top w:val="single" w:sz="6" w:space="0" w:color="333333"/>
               <w:left w:val="single" w:sz="6" w:space="0" w:color="333333"/>
